--- a/downloads/teacher/05 Materials/Unit 06/Handouts/Handout 06.08 - Station Card Cheesy Pasta Marinara.docx
+++ b/downloads/teacher/05 Materials/Unit 06/Handouts/Handout 06.08 - Station Card Cheesy Pasta Marinara.docx
@@ -2631,41 +2631,6 @@
     </w:tbl>
     <w:p>
       <w:pPr>
-        <w:pStyle w:val="BodyText"/>
-      </w:pPr>
-      <w:r>
-        <w:rPr>
-          <w:rStyle w:val="TeacherNote"/>
-        </w:rPr>
-        <w:t xml:space="preserve">[Sal: fill these from</w:t>
-      </w:r>
-      <w:r>
-        <w:rPr>
-          <w:rStyle w:val="TeacherNote"/>
-        </w:rPr>
-        <w:t xml:space="preserve"> </w:t>
-      </w:r>
-      <w:r>
-        <w:rPr>
-          <w:rStyle w:val="VerbatimChar"/>
-        </w:rPr>
-        <w:t xml:space="preserve">Vocabulary 06.md</w:t>
-      </w:r>
-      <w:r>
-        <w:rPr>
-          <w:rStyle w:val="TeacherNote"/>
-        </w:rPr>
-        <w:t xml:space="preserve"> </w:t>
-      </w:r>
-      <w:r>
-        <w:rPr>
-          <w:rStyle w:val="TeacherNote"/>
-        </w:rPr>
-        <w:t xml:space="preserve">and print them on the back of the card.]</w:t>
-      </w:r>
-    </w:p>
-    <w:p>
-      <w:pPr>
         <w:pStyle w:val="Heading2"/>
       </w:pPr>
       <w:bookmarkStart w:id="33" w:name="allergy-note-for-this-lab"/>
@@ -2784,15 +2749,6 @@
             </w:pPr>
             <w:r>
               <w:t xml:space="preserve">Price</w:t>
-            </w:r>
-            <w:r>
-              <w:t xml:space="preserve"> </w:t>
-            </w:r>
-            <w:r>
-              <w:rPr>
-                <w:rStyle w:val="TeacherNote"/>
-              </w:rPr>
-              <w:t xml:space="preserve">[update from this week’s circular]</w:t>
             </w:r>
           </w:p>
         </w:tc>
